--- a/Il_ladro_di_sabbia_elementi_mancanti.docx
+++ b/Il_ladro_di_sabbia_elementi_mancanti.docx
@@ -1425,6 +1425,11 @@
                 <w:szCs w:val="20"/>
               </w:rPr>
               <w:t xml:space="preserve">Verificato: la combo ottima (Azzardo + Bancaria + Religiosa + sinergia) rende ora ~206,9 anni, praticamente invariata rispetto agli ~208 anni pre-tuning (differenza dovuta solo agli arrotondamenti in euro). Tetto confermato, nessuna nuova simulazione necessaria.</w:t>
+            </w:r>
+          </w:p>
+          <w:p>
+            <w:r>
+              <w:t>NOTA (Fase 10, implementazione Godot): quel ~206,9 anni era ancora il numero del foglio Excel storico, da un modello semplificato precedente alla costruzione del vero sistema a due ranghi (dove anche il Rango 1 di ogni traccia, non solo il Rango 2, ha un guadagno economico proprio) — due modelli diversi che non devono più coincidere. Il tetto definitivo, calcolato con la meccanica a due ranghi effettivamente implementata (azioni + tracce + sottotrame + sinergie), è 265,55 anni: vedi design doc, sezione 7.4, e CLAUDE.md, "Fase 10 — verifica e correzione cash-in".</w:t>
             </w:r>
           </w:p>
         </w:tc>

--- a/Il_ladro_di_sabbia_elementi_mancanti.docx
+++ b/Il_ladro_di_sabbia_elementi_mancanti.docx
@@ -38,14 +38,7 @@
         <w:jc w:val="center"/>
       </w:pPr>
       <w:r>
-        <w:rPr>
-          <w:i/>
-          <w:iCs/>
-          <w:color w:val="6B6B6B"/>
-          <w:sz w:val="20"/>
-          <w:szCs w:val="20"/>
-        </w:rPr>
-        <w:t xml:space="preserve">Ultimo aggiornamento: 21 agosto 2026</w:t>
+        <w:t>Ultimo aggiornamento: 29 agosto 2026</w:t>
       </w:r>
     </w:p>
     <w:p>
@@ -136,6 +129,12 @@
           <w:szCs w:val="20"/>
         </w:rPr>
         <w:t xml:space="preserve">  ancora aperto, nessuna decisione presa.</w:t>
+      </w:r>
+    </w:p>
+    <w:p>
+      <w:pPr/>
+      <w:r>
+        <w:t>PARZIALMENTE RISOLTO  parte della decisione e' presa e scritta, resta esplicitamente una parte aperta (es. alcuni ma non tutti gli esempi richiesti).</w:t>
       </w:r>
     </w:p>
     <w:p>
@@ -896,14 +895,7 @@
           </w:tcPr>
           <w:p>
             <w:r>
-              <w:rPr>
-                <w:b/>
-                <w:bCs/>
-                <w:color w:val="B8860B"/>
-                <w:sz w:val="20"/>
-                <w:szCs w:val="20"/>
-              </w:rPr>
-              <w:t xml:space="preserve">RIMANDATO</w:t>
+              <w:t>RISOLTO</w:t>
             </w:r>
           </w:p>
         </w:tc>
@@ -920,11 +912,7 @@
           </w:tcPr>
           <w:p>
             <w:r>
-              <w:rPr>
-                <w:sz w:val="20"/>
-                <w:szCs w:val="20"/>
-              </w:rPr>
-              <w:t xml:space="preserve">Da scrivere quando si passa dal loop core ai contenuti narrativi.</w:t>
+              <w:t>Sirio (protagonista), Sara (figlia), Serena (madre), Ledune (città), L'chen (organizzazione criminale principale di Sirio). Vedi design doc, sezione 3 e il changelog Fase 16.</w:t>
             </w:r>
           </w:p>
         </w:tc>
@@ -1028,14 +1016,7 @@
           </w:tcPr>
           <w:p>
             <w:r>
-              <w:rPr>
-                <w:b/>
-                <w:bCs/>
-                <w:color w:val="B8860B"/>
-                <w:sz w:val="20"/>
-                <w:szCs w:val="20"/>
-              </w:rPr>
-              <w:t xml:space="preserve">RIMANDATO</w:t>
+              <w:t>PARZIALMENTE RISOLTO</w:t>
             </w:r>
           </w:p>
         </w:tc>
@@ -1052,11 +1033,7 @@
           </w:tcPr>
           <w:p>
             <w:r>
-              <w:rPr>
-                <w:sz w:val="20"/>
-                <w:szCs w:val="20"/>
-              </w:rPr>
-              <w:t xml:space="preserve">Servono almeno 2-3 patti scritti per esteso per dare il tono del personaggio.</w:t>
+              <w:t>Due patti scritti per esteso: Il Patto della Grazia a Termine, Il Patto del Ritorno (design doc, sezione 9.3) — narrativi, non ancora implementati meccanicamente (il codice ha solo il meccanismo generico di Fase 10, informalmente "il Patto delle 26 Ore"). Il terzo patto resta da decidere in una sessione futura.</w:t>
             </w:r>
           </w:p>
         </w:tc>
@@ -1160,14 +1137,7 @@
           </w:tcPr>
           <w:p>
             <w:r>
-              <w:rPr>
-                <w:b/>
-                <w:bCs/>
-                <w:color w:val="B8860B"/>
-                <w:sz w:val="20"/>
-                <w:szCs w:val="20"/>
-              </w:rPr>
-              <w:t xml:space="preserve">RIMANDATO</w:t>
+              <w:t>RISOLTO</w:t>
             </w:r>
           </w:p>
         </w:tc>
@@ -1184,11 +1154,39 @@
           </w:tcPr>
           <w:p>
             <w:r>
-              <w:rPr>
-                <w:sz w:val="20"/>
-                <w:szCs w:val="20"/>
-              </w:rPr>
-              <w:t xml:space="preserve"/>
+              <w:t>Sabbiedoro. Vedi design doc, sezione 6.7.</w:t>
+            </w:r>
+          </w:p>
+        </w:tc>
+      </w:tr>
+      <w:tr>
+        <w:tc>
+          <w:tcPr>
+            <w:tcW w:type="dxa" w:w="2600"/>
+          </w:tcPr>
+          <w:p>
+            <w:r>
+              <w:t>Origine degli Eterni</w:t>
+            </w:r>
+          </w:p>
+        </w:tc>
+        <w:tc>
+          <w:tcPr>
+            <w:tcW w:type="dxa" w:w="1500"/>
+          </w:tcPr>
+          <w:p>
+            <w:r>
+              <w:t>RISOLTO</w:t>
+            </w:r>
+          </w:p>
+        </w:tc>
+        <w:tc>
+          <w:tcPr>
+            <w:tcW w:type="dxa" w:w="5440"/>
+          </w:tcPr>
+          <w:p>
+            <w:r>
+              <w:t>Un tempo sacerdoti della Mesopotamia; in cambio della capacità di assorbire sabbia senza consenso (l'unica eccezione alla regola fondamentale del mondo) evocarono gli Uomini del Mare, che distrussero le civiltà mesopotamiche ed egizie. Catena di scoperta narrativa definita (frammento dalla sottotrama 6.5 -&gt; nuova azione "Consultare uno studioso clandestino" -&gt; rivelazione completa con Fede &gt;= 90). Vedi design doc, sezione 8.1/8.2. La logica di sblocco della catena non è ancora implementata nel codice.</w:t>
             </w:r>
           </w:p>
         </w:tc>

--- a/Il_ladro_di_sabbia_elementi_mancanti.docx
+++ b/Il_ladro_di_sabbia_elementi_mancanti.docx
@@ -950,14 +950,7 @@
           </w:tcPr>
           <w:p>
             <w:r>
-              <w:rPr>
-                <w:b/>
-                <w:bCs/>
-                <w:color w:val="B8860B"/>
-                <w:sz w:val="20"/>
-                <w:szCs w:val="20"/>
-              </w:rPr>
-              <w:t xml:space="preserve">RIMANDATO</w:t>
+              <w:t>RISOLTO</w:t>
             </w:r>
           </w:p>
         </w:tc>
@@ -973,11 +966,7 @@
           </w:tcPr>
           <w:p>
             <w:r>
-              <w:rPr>
-                <w:sz w:val="20"/>
-                <w:szCs w:val="20"/>
-              </w:rPr>
-              <w:t xml:space="preserve">Stesso problema già risolto per "Il registro dei non reclamati" -&gt; "L'ultima donazione": va riscritta con la stessa logica (sabbia affidata a una persona di fiducia, non nascosta fisicamente).</w:t>
+              <w:t>Riscritta per rispettare la regola sabbia-solo-persone (design doc, sezione 6.1): sabbia affidata in vita a una persona specifica (il vecchio boss di L'chen, predecessore dell'attuale vertice), non un tesoro nascosto ritrovabile. Stesso schema già usato per "L'ultima donazione" (6.3).</w:t>
             </w:r>
           </w:p>
         </w:tc>

--- a/Il_ladro_di_sabbia_elementi_mancanti.docx
+++ b/Il_ladro_di_sabbia_elementi_mancanti.docx
@@ -435,6 +435,38 @@
                 <w:szCs w:val="20"/>
               </w:rPr>
               <w:t xml:space="preserve">Stessa soluzione del punto precedente: file di profilo semplice (JSON o ConfigFile di Godot), nessun salvataggio mid-run richiesto data la durata breve di una run.</w:t>
+            </w:r>
+          </w:p>
+        </w:tc>
+      </w:tr>
+      <w:tr>
+        <w:tc>
+          <w:tcPr>
+            <w:tcW w:type="dxa" w:w="2600"/>
+          </w:tcPr>
+          <w:p>
+            <w:r>
+              <w:t>Affidabilità dei test automatici (--test-*, regression_suite.py) su build esportate</w:t>
+            </w:r>
+          </w:p>
+        </w:tc>
+        <w:tc>
+          <w:tcPr>
+            <w:tcW w:type="dxa" w:w="1500"/>
+          </w:tcPr>
+          <w:p>
+            <w:r>
+              <w:t>RISOLTO</w:t>
+            </w:r>
+          </w:p>
+        </w:tc>
+        <w:tc>
+          <w:tcPr>
+            <w:tcW w:type="dxa" w:w="5440"/>
+          </w:tcPr>
+          <w:p>
+            <w:r>
+              <w:t>⚠️ IMPORTANTE, DA NON PERDERE PRIMA DELLA PUBBLICAZIONE: i flag --test-* (incluso tools/regression_suite.py, che li lancia tutti) si basano su assert() per verificare le condizioni. Godot RIMUOVE assert() dal bytecode nelle build "--export-release" (quelle da dare ai giocatori): su un eseguibile release, ogni --test-* stampa comunque "TUTTI I TEST OK" anche se le verifiche interne non girano affatto — un FALSO PASS silenzioso, non un errore visibile. Confermato isolando il problema con un secondo export (--export-debug, dove assert() resta attivo e tutti i test passano davvero). REGOLA OPERATIVA: su un export release, l'UNICA verifica valida è uno smoke test comportamentale (--play o equivalente) — mai i flag --test-*. "Tutto verde" nel tracker o nella suite di regressione NON significa "verificato allo stesso modo ovunque": significa verificato in editor o in un export debug. Vedi CLAUDE.md, sezione "Comandi utili" (export standalone) e log "Task 7", per i dettagli e la riproduzione.</w:t>
             </w:r>
           </w:p>
         </w:tc>
